--- a/Nebula-Strike.docx
+++ b/Nebula-Strike.docx
@@ -10,17 +10,17 @@
           <w:rFonts w:ascii="Times New Roman" w:hAnsi="Times New Roman" w:cs="Times New Roman"/>
           <w:b/>
           <w:bCs/>
-          <w:sz w:val="40"/>
-          <w:szCs w:val="40"/>
-        </w:rPr>
-      </w:pPr>
-      <w:r>
-        <w:rPr>
-          <w:rFonts w:ascii="Times New Roman" w:hAnsi="Times New Roman" w:cs="Times New Roman"/>
-          <w:b/>
-          <w:bCs/>
-          <w:sz w:val="40"/>
-          <w:szCs w:val="40"/>
+          <w:sz w:val="44"/>
+          <w:szCs w:val="44"/>
+        </w:rPr>
+      </w:pPr>
+      <w:r>
+        <w:rPr>
+          <w:rFonts w:ascii="Times New Roman" w:hAnsi="Times New Roman" w:cs="Times New Roman"/>
+          <w:b/>
+          <w:bCs/>
+          <w:sz w:val="44"/>
+          <w:szCs w:val="44"/>
         </w:rPr>
         <w:t>Spēle Nebula Strike</w:t>
       </w:r>
@@ -31,15 +31,15 @@
         <w:jc w:val="center"/>
         <w:rPr>
           <w:rFonts w:ascii="Times New Roman" w:hAnsi="Times New Roman" w:cs="Times New Roman"/>
-          <w:sz w:val="32"/>
-          <w:szCs w:val="32"/>
-        </w:rPr>
-      </w:pPr>
-      <w:r>
-        <w:rPr>
-          <w:rFonts w:ascii="Times New Roman" w:hAnsi="Times New Roman" w:cs="Times New Roman"/>
-          <w:sz w:val="32"/>
-          <w:szCs w:val="32"/>
+          <w:sz w:val="36"/>
+          <w:szCs w:val="36"/>
+        </w:rPr>
+      </w:pPr>
+      <w:r>
+        <w:rPr>
+          <w:rFonts w:ascii="Times New Roman" w:hAnsi="Times New Roman" w:cs="Times New Roman"/>
+          <w:sz w:val="36"/>
+          <w:szCs w:val="36"/>
         </w:rPr>
         <w:t>Mārcis Catlakšs</w:t>
       </w:r>
@@ -49,264 +49,358 @@
         <w:pStyle w:val="ListParagraph"/>
         <w:rPr>
           <w:rFonts w:ascii="Times New Roman" w:hAnsi="Times New Roman" w:cs="Times New Roman"/>
-          <w:sz w:val="32"/>
-          <w:szCs w:val="32"/>
+          <w:sz w:val="36"/>
+          <w:szCs w:val="36"/>
         </w:rPr>
       </w:pPr>
     </w:p>
     <w:p>
       <w:pPr>
-        <w:pStyle w:val="ListParagraph"/>
-        <w:numPr>
-          <w:ilvl w:val="0"/>
-          <w:numId w:val="3"/>
-        </w:numPr>
-        <w:rPr>
-          <w:rFonts w:ascii="Times New Roman" w:hAnsi="Times New Roman" w:cs="Times New Roman"/>
-          <w:sz w:val="32"/>
-          <w:szCs w:val="32"/>
-        </w:rPr>
-      </w:pPr>
-      <w:r>
-        <w:rPr>
-          <w:rFonts w:ascii="Times New Roman" w:hAnsi="Times New Roman" w:cs="Times New Roman"/>
-          <w:sz w:val="32"/>
-          <w:szCs w:val="32"/>
-        </w:rPr>
-        <w:t>Spēles žanrs: Space shooter</w:t>
+        <w:rPr>
+          <w:rFonts w:ascii="Times New Roman" w:hAnsi="Times New Roman" w:cs="Times New Roman"/>
+          <w:sz w:val="36"/>
+          <w:szCs w:val="36"/>
+        </w:rPr>
+      </w:pPr>
+      <w:r>
+        <w:rPr>
+          <w:rFonts w:ascii="Times New Roman" w:hAnsi="Times New Roman" w:cs="Times New Roman"/>
+          <w:b/>
+          <w:bCs/>
+          <w:sz w:val="40"/>
+          <w:szCs w:val="40"/>
+        </w:rPr>
+        <w:t>Spēles žanrs:</w:t>
+      </w:r>
+      <w:r>
+        <w:rPr>
+          <w:rFonts w:ascii="Times New Roman" w:hAnsi="Times New Roman" w:cs="Times New Roman"/>
+          <w:sz w:val="40"/>
+          <w:szCs w:val="40"/>
+        </w:rPr>
+        <w:t xml:space="preserve"> </w:t>
+      </w:r>
+      <w:r>
+        <w:rPr>
+          <w:rFonts w:ascii="Times New Roman" w:hAnsi="Times New Roman" w:cs="Times New Roman"/>
+          <w:sz w:val="36"/>
+          <w:szCs w:val="36"/>
+        </w:rPr>
+        <w:t>Space shooter</w:t>
       </w:r>
     </w:p>
     <w:p>
       <w:pPr>
-        <w:pStyle w:val="ListParagraph"/>
-        <w:numPr>
-          <w:ilvl w:val="0"/>
-          <w:numId w:val="3"/>
-        </w:numPr>
-        <w:rPr>
-          <w:rFonts w:ascii="Times New Roman" w:hAnsi="Times New Roman" w:cs="Times New Roman"/>
-          <w:sz w:val="32"/>
-          <w:szCs w:val="32"/>
-        </w:rPr>
-      </w:pPr>
-      <w:r>
-        <w:rPr>
-          <w:rFonts w:ascii="Times New Roman" w:hAnsi="Times New Roman" w:cs="Times New Roman"/>
-          <w:sz w:val="32"/>
-          <w:szCs w:val="32"/>
-        </w:rPr>
-        <w:t>Mērķis: Nošaut ienaidnieka kuģus kuri ceņšas nošaut tevi, zaudē ja vairākas reizes pretinieka kuģi iešauj tevī</w:t>
+        <w:rPr>
+          <w:rFonts w:ascii="Times New Roman" w:hAnsi="Times New Roman" w:cs="Times New Roman"/>
+          <w:sz w:val="36"/>
+          <w:szCs w:val="36"/>
+        </w:rPr>
+      </w:pPr>
+      <w:r>
+        <w:rPr>
+          <w:rFonts w:ascii="Times New Roman" w:hAnsi="Times New Roman" w:cs="Times New Roman"/>
+          <w:b/>
+          <w:bCs/>
+          <w:sz w:val="40"/>
+          <w:szCs w:val="40"/>
+        </w:rPr>
+        <w:t>Mērķis:</w:t>
+      </w:r>
+      <w:r>
+        <w:rPr>
+          <w:rFonts w:ascii="Times New Roman" w:hAnsi="Times New Roman" w:cs="Times New Roman"/>
+          <w:sz w:val="36"/>
+          <w:szCs w:val="36"/>
+        </w:rPr>
+        <w:t xml:space="preserve"> Nošaut ienaidnieka kuģus kuri ceņšas nošaut tevi, zaudē ja vairākas reizes pretinieka kuģi iešauj tevī</w:t>
       </w:r>
     </w:p>
     <w:p>
       <w:pPr>
-        <w:pStyle w:val="ListParagraph"/>
-        <w:numPr>
-          <w:ilvl w:val="0"/>
-          <w:numId w:val="3"/>
-        </w:numPr>
-        <w:rPr>
-          <w:rFonts w:ascii="Times New Roman" w:hAnsi="Times New Roman" w:cs="Times New Roman"/>
-          <w:sz w:val="32"/>
-          <w:szCs w:val="32"/>
-        </w:rPr>
-      </w:pPr>
-      <w:r>
-        <w:rPr>
-          <w:rFonts w:ascii="Times New Roman" w:hAnsi="Times New Roman" w:cs="Times New Roman"/>
-          <w:sz w:val="32"/>
-          <w:szCs w:val="32"/>
-        </w:rPr>
-        <w:t xml:space="preserve"> (W, A, S, D) ir kustībai; (E) ir šaušanai; (Q) ir priekš “Special ability”</w:t>
+        <w:rPr>
+          <w:rFonts w:ascii="Times New Roman" w:hAnsi="Times New Roman" w:cs="Times New Roman"/>
+          <w:sz w:val="36"/>
+          <w:szCs w:val="36"/>
+        </w:rPr>
+      </w:pPr>
+      <w:r>
+        <w:rPr>
+          <w:rFonts w:ascii="Times New Roman" w:hAnsi="Times New Roman" w:cs="Times New Roman"/>
+          <w:b/>
+          <w:bCs/>
+          <w:sz w:val="40"/>
+          <w:szCs w:val="40"/>
+        </w:rPr>
+        <w:t>Vadība:</w:t>
+      </w:r>
+      <w:r>
+        <w:rPr>
+          <w:rFonts w:ascii="Times New Roman" w:hAnsi="Times New Roman" w:cs="Times New Roman"/>
+          <w:sz w:val="36"/>
+          <w:szCs w:val="36"/>
+        </w:rPr>
+        <w:t xml:space="preserve"> </w:t>
+      </w:r>
+      <w:r>
+        <w:rPr>
+          <w:rFonts w:ascii="Times New Roman" w:hAnsi="Times New Roman" w:cs="Times New Roman"/>
+          <w:sz w:val="36"/>
+          <w:szCs w:val="36"/>
+        </w:rPr>
+        <w:t>(W, A, S, D) ir kustībai; (E) ir šaušanai; (Q) ir priekš “Special ability”</w:t>
       </w:r>
     </w:p>
     <w:p>
       <w:pPr>
-        <w:pStyle w:val="ListParagraph"/>
-        <w:numPr>
-          <w:ilvl w:val="0"/>
-          <w:numId w:val="3"/>
-        </w:numPr>
-        <w:rPr>
-          <w:rFonts w:ascii="Times New Roman" w:hAnsi="Times New Roman" w:cs="Times New Roman"/>
-          <w:sz w:val="32"/>
-          <w:szCs w:val="32"/>
-        </w:rPr>
-      </w:pPr>
-      <w:r>
-        <w:rPr>
-          <w:rFonts w:ascii="Times New Roman" w:hAnsi="Times New Roman" w:cs="Times New Roman"/>
-          <w:sz w:val="32"/>
-          <w:szCs w:val="32"/>
+        <w:rPr>
+          <w:rFonts w:ascii="Times New Roman" w:hAnsi="Times New Roman" w:cs="Times New Roman"/>
+          <w:sz w:val="36"/>
+          <w:szCs w:val="36"/>
+        </w:rPr>
+      </w:pPr>
+      <w:r>
+        <w:rPr>
+          <w:rFonts w:ascii="Times New Roman" w:hAnsi="Times New Roman" w:cs="Times New Roman"/>
+          <w:b/>
+          <w:bCs/>
+          <w:sz w:val="40"/>
+          <w:szCs w:val="40"/>
+        </w:rPr>
+        <w:t>Pamata cikls:</w:t>
+      </w:r>
+      <w:r>
+        <w:rPr>
+          <w:rFonts w:ascii="Times New Roman" w:hAnsi="Times New Roman" w:cs="Times New Roman"/>
+          <w:b/>
+          <w:bCs/>
+          <w:sz w:val="36"/>
+          <w:szCs w:val="36"/>
         </w:rPr>
         <w:t xml:space="preserve"> </w:t>
+      </w:r>
+      <w:r>
+        <w:rPr>
+          <w:rFonts w:ascii="Times New Roman" w:hAnsi="Times New Roman" w:cs="Times New Roman"/>
+          <w:sz w:val="36"/>
+          <w:szCs w:val="36"/>
+        </w:rPr>
+        <w:t xml:space="preserve">Tu vadi </w:t>
+      </w:r>
+      <w:r>
+        <w:rPr>
+          <w:rFonts w:ascii="Times New Roman" w:hAnsi="Times New Roman" w:cs="Times New Roman"/>
+          <w:sz w:val="36"/>
+          <w:szCs w:val="36"/>
+        </w:rPr>
+        <w:t>kosmosa kuģi ar kuru vari šaut, ik pa brīžiem parādās ienaidnieku kuģi kuri cenšas uzspridzināt tavu kuģi, kad nošauj ir iespēja dabūt “Power-up” un krāj punktus</w:t>
       </w:r>
     </w:p>
     <w:p>
       <w:pPr>
-        <w:pStyle w:val="ListParagraph"/>
-        <w:numPr>
-          <w:ilvl w:val="0"/>
-          <w:numId w:val="3"/>
-        </w:numPr>
-        <w:rPr>
-          <w:rFonts w:ascii="Times New Roman" w:hAnsi="Times New Roman" w:cs="Times New Roman"/>
-          <w:sz w:val="32"/>
-          <w:szCs w:val="32"/>
-        </w:rPr>
-      </w:pPr>
-      <w:r>
-        <w:rPr>
-          <w:rFonts w:ascii="Times New Roman" w:hAnsi="Times New Roman" w:cs="Times New Roman"/>
-          <w:sz w:val="32"/>
-          <w:szCs w:val="32"/>
+        <w:rPr>
+          <w:rFonts w:ascii="Times New Roman" w:hAnsi="Times New Roman" w:cs="Times New Roman"/>
+          <w:b/>
+          <w:bCs/>
+          <w:sz w:val="40"/>
+          <w:szCs w:val="40"/>
+        </w:rPr>
+      </w:pPr>
+      <w:r>
+        <w:rPr>
+          <w:rFonts w:ascii="Times New Roman" w:hAnsi="Times New Roman" w:cs="Times New Roman"/>
+          <w:b/>
+          <w:bCs/>
+          <w:sz w:val="40"/>
+          <w:szCs w:val="40"/>
         </w:rPr>
         <w:t>Mehānikas:</w:t>
       </w:r>
     </w:p>
     <w:p>
       <w:pPr>
-        <w:pStyle w:val="ListParagraph"/>
-        <w:numPr>
-          <w:ilvl w:val="1"/>
-          <w:numId w:val="3"/>
-        </w:numPr>
-        <w:rPr>
-          <w:rFonts w:ascii="Times New Roman" w:hAnsi="Times New Roman" w:cs="Times New Roman"/>
-          <w:sz w:val="32"/>
-          <w:szCs w:val="32"/>
-        </w:rPr>
-      </w:pPr>
-      <w:r>
-        <w:rPr>
-          <w:rFonts w:ascii="Times New Roman" w:hAnsi="Times New Roman" w:cs="Times New Roman"/>
-          <w:sz w:val="32"/>
-          <w:szCs w:val="32"/>
+        <w:ind w:left="360"/>
+        <w:rPr>
+          <w:rFonts w:ascii="Times New Roman" w:hAnsi="Times New Roman" w:cs="Times New Roman"/>
+          <w:sz w:val="36"/>
+          <w:szCs w:val="36"/>
+        </w:rPr>
+      </w:pPr>
+      <w:r>
+        <w:rPr>
+          <w:rFonts w:ascii="Times New Roman" w:hAnsi="Times New Roman" w:cs="Times New Roman"/>
+          <w:b/>
+          <w:bCs/>
+          <w:sz w:val="40"/>
+          <w:szCs w:val="40"/>
+        </w:rPr>
+        <w:t>1.</w:t>
+      </w:r>
+      <w:r>
+        <w:rPr>
+          <w:rFonts w:ascii="Times New Roman" w:hAnsi="Times New Roman" w:cs="Times New Roman"/>
+          <w:b/>
+          <w:bCs/>
+          <w:sz w:val="40"/>
+          <w:szCs w:val="40"/>
+        </w:rPr>
+        <w:t xml:space="preserve"> </w:t>
+      </w:r>
+      <w:r>
+        <w:rPr>
+          <w:rFonts w:ascii="Times New Roman" w:hAnsi="Times New Roman" w:cs="Times New Roman"/>
+          <w:sz w:val="36"/>
+          <w:szCs w:val="36"/>
         </w:rPr>
         <w:t>Uzspridzinot pretiniekus uzkrājas "special ability" ko var izmontot vienreiz, un tad atkal no jauna tas jāuzkrār</w:t>
       </w:r>
     </w:p>
     <w:p>
       <w:pPr>
-        <w:pStyle w:val="ListParagraph"/>
-        <w:numPr>
-          <w:ilvl w:val="1"/>
-          <w:numId w:val="3"/>
-        </w:numPr>
-        <w:rPr>
-          <w:rFonts w:ascii="Times New Roman" w:hAnsi="Times New Roman" w:cs="Times New Roman"/>
-          <w:sz w:val="32"/>
-          <w:szCs w:val="32"/>
-        </w:rPr>
-      </w:pPr>
-      <w:r>
-        <w:rPr>
-          <w:rFonts w:ascii="Times New Roman" w:hAnsi="Times New Roman" w:cs="Times New Roman"/>
-          <w:sz w:val="32"/>
-          <w:szCs w:val="32"/>
+        <w:ind w:left="360"/>
+        <w:rPr>
+          <w:rFonts w:ascii="Times New Roman" w:hAnsi="Times New Roman" w:cs="Times New Roman"/>
+          <w:sz w:val="36"/>
+          <w:szCs w:val="36"/>
+        </w:rPr>
+      </w:pPr>
+      <w:r>
+        <w:rPr>
+          <w:rFonts w:ascii="Times New Roman" w:hAnsi="Times New Roman" w:cs="Times New Roman"/>
+          <w:b/>
+          <w:bCs/>
+          <w:sz w:val="40"/>
+          <w:szCs w:val="40"/>
+        </w:rPr>
+        <w:t>2.</w:t>
+      </w:r>
+      <w:r>
+        <w:rPr>
+          <w:rFonts w:ascii="Times New Roman" w:hAnsi="Times New Roman" w:cs="Times New Roman"/>
+          <w:b/>
+          <w:bCs/>
+          <w:sz w:val="40"/>
+          <w:szCs w:val="40"/>
+        </w:rPr>
+        <w:t xml:space="preserve"> </w:t>
+      </w:r>
+      <w:r>
+        <w:rPr>
+          <w:rFonts w:ascii="Times New Roman" w:hAnsi="Times New Roman" w:cs="Times New Roman"/>
+          <w:sz w:val="36"/>
+          <w:szCs w:val="36"/>
         </w:rPr>
         <w:t>Ir iespēja kad nogalinot pretiniekus viņi izmet "Power-Up"</w:t>
       </w:r>
     </w:p>
     <w:p>
       <w:pPr>
-        <w:pStyle w:val="ListParagraph"/>
-        <w:numPr>
-          <w:ilvl w:val="0"/>
-          <w:numId w:val="3"/>
-        </w:numPr>
-        <w:rPr>
-          <w:rFonts w:ascii="Times New Roman" w:hAnsi="Times New Roman" w:cs="Times New Roman"/>
-          <w:sz w:val="32"/>
-          <w:szCs w:val="32"/>
-        </w:rPr>
-      </w:pPr>
-      <w:r>
-        <w:rPr>
-          <w:rFonts w:ascii="Times New Roman" w:hAnsi="Times New Roman" w:cs="Times New Roman"/>
-          <w:sz w:val="32"/>
-          <w:szCs w:val="32"/>
+        <w:rPr>
+          <w:rFonts w:ascii="Times New Roman" w:hAnsi="Times New Roman" w:cs="Times New Roman"/>
+          <w:sz w:val="36"/>
+          <w:szCs w:val="36"/>
+        </w:rPr>
+      </w:pPr>
+      <w:r>
+        <w:rPr>
+          <w:rFonts w:ascii="Times New Roman" w:hAnsi="Times New Roman" w:cs="Times New Roman"/>
+          <w:b/>
+          <w:bCs/>
+          <w:sz w:val="40"/>
+          <w:szCs w:val="40"/>
+        </w:rPr>
+        <w:t>Līmeņi:</w:t>
+      </w:r>
+      <w:r>
+        <w:rPr>
+          <w:rFonts w:ascii="Times New Roman" w:hAnsi="Times New Roman" w:cs="Times New Roman"/>
+          <w:sz w:val="40"/>
+          <w:szCs w:val="40"/>
         </w:rPr>
         <w:t xml:space="preserve"> </w:t>
       </w:r>
       <w:r>
         <w:rPr>
           <w:rFonts w:ascii="Times New Roman" w:hAnsi="Times New Roman" w:cs="Times New Roman"/>
-          <w:sz w:val="32"/>
-          <w:szCs w:val="32"/>
-        </w:rPr>
-        <w:t>Līmeņi: Ar katru līmeni pretinieki paliek nedaudz ātrāki, vairāk hp un ātrāk šauj pretī; ir iespēja ka var parādīties asteroīdi kurus nevar uzspridzināt, no tiem obligāti jāizvairās</w:t>
+          <w:sz w:val="36"/>
+          <w:szCs w:val="36"/>
+        </w:rPr>
+        <w:t>Ar katru līmeni pretinieki paliek nedaudz ātrāki, vairāk hp un ātrāk šauj pretī; ir iespēja ka var parādīties asteroīdi kurus nevar uzspridzināt, no tiem obligāti jāizvairās</w:t>
       </w:r>
     </w:p>
     <w:p>
       <w:pPr>
-        <w:pStyle w:val="ListParagraph"/>
-        <w:numPr>
-          <w:ilvl w:val="0"/>
-          <w:numId w:val="3"/>
-        </w:numPr>
-        <w:rPr>
-          <w:rFonts w:ascii="Times New Roman" w:hAnsi="Times New Roman" w:cs="Times New Roman"/>
-          <w:sz w:val="32"/>
-          <w:szCs w:val="32"/>
-        </w:rPr>
-      </w:pPr>
-      <w:r>
-        <w:rPr>
-          <w:rFonts w:ascii="Times New Roman" w:hAnsi="Times New Roman" w:cs="Times New Roman"/>
-          <w:sz w:val="32"/>
-          <w:szCs w:val="32"/>
-        </w:rPr>
-        <w:t xml:space="preserve"> </w:t>
-      </w:r>
-      <w:r>
-        <w:rPr>
-          <w:rFonts w:ascii="Times New Roman" w:hAnsi="Times New Roman" w:cs="Times New Roman"/>
-          <w:sz w:val="32"/>
-          <w:szCs w:val="32"/>
-        </w:rPr>
-        <w:t>Punkti tiek piešķirti par ienaidnieku kuģu nospridzināšanu (10punkti par katru kuģi)</w:t>
+        <w:rPr>
+          <w:rFonts w:ascii="Times New Roman" w:hAnsi="Times New Roman" w:cs="Times New Roman"/>
+          <w:sz w:val="36"/>
+          <w:szCs w:val="36"/>
+        </w:rPr>
+      </w:pPr>
+      <w:r>
+        <w:rPr>
+          <w:rFonts w:ascii="Times New Roman" w:hAnsi="Times New Roman" w:cs="Times New Roman"/>
+          <w:b/>
+          <w:bCs/>
+          <w:sz w:val="40"/>
+          <w:szCs w:val="40"/>
+        </w:rPr>
+        <w:t>Punkti</w:t>
+      </w:r>
+      <w:r>
+        <w:rPr>
+          <w:rFonts w:ascii="Times New Roman" w:hAnsi="Times New Roman" w:cs="Times New Roman"/>
+          <w:b/>
+          <w:bCs/>
+          <w:sz w:val="40"/>
+          <w:szCs w:val="40"/>
+        </w:rPr>
+        <w:t>:</w:t>
+      </w:r>
+      <w:r>
+        <w:rPr>
+          <w:rFonts w:ascii="Times New Roman" w:hAnsi="Times New Roman" w:cs="Times New Roman"/>
+          <w:sz w:val="36"/>
+          <w:szCs w:val="36"/>
+        </w:rPr>
+        <w:t xml:space="preserve"> tiek piešķirti par ienaidnieku kuģu nospridzināšanu (10punkti par katru kuģi)</w:t>
       </w:r>
     </w:p>
     <w:p>
       <w:pPr>
-        <w:pStyle w:val="ListParagraph"/>
-        <w:numPr>
-          <w:ilvl w:val="0"/>
-          <w:numId w:val="3"/>
-        </w:numPr>
-        <w:rPr>
-          <w:rFonts w:ascii="Times New Roman" w:hAnsi="Times New Roman" w:cs="Times New Roman"/>
-          <w:sz w:val="32"/>
-          <w:szCs w:val="32"/>
-        </w:rPr>
-      </w:pPr>
-      <w:r>
-        <w:rPr>
-          <w:rFonts w:ascii="Times New Roman" w:hAnsi="Times New Roman" w:cs="Times New Roman"/>
-          <w:sz w:val="32"/>
-          <w:szCs w:val="32"/>
-        </w:rPr>
-        <w:t>Saglabā vārdu ko ievada pašā sākumā un cik punktus ieguva</w:t>
-      </w:r>
-    </w:p>
-    <w:p>
-      <w:pPr>
-        <w:rPr>
-          <w:rFonts w:ascii="Times New Roman" w:hAnsi="Times New Roman" w:cs="Times New Roman"/>
-          <w:sz w:val="32"/>
-          <w:szCs w:val="32"/>
-        </w:rPr>
-      </w:pPr>
-    </w:p>
-    <w:p>
-      <w:pPr>
-        <w:rPr>
-          <w:rFonts w:ascii="Times New Roman" w:hAnsi="Times New Roman" w:cs="Times New Roman"/>
-          <w:sz w:val="32"/>
-          <w:szCs w:val="32"/>
-        </w:rPr>
-      </w:pPr>
+        <w:rPr>
+          <w:rFonts w:ascii="Times New Roman" w:hAnsi="Times New Roman" w:cs="Times New Roman"/>
+          <w:sz w:val="36"/>
+          <w:szCs w:val="36"/>
+        </w:rPr>
+      </w:pPr>
+      <w:r>
+        <w:rPr>
+          <w:rFonts w:ascii="Times New Roman" w:hAnsi="Times New Roman" w:cs="Times New Roman"/>
+          <w:b/>
+          <w:bCs/>
+          <w:sz w:val="40"/>
+          <w:szCs w:val="40"/>
+        </w:rPr>
+        <w:t>Saglabā</w:t>
+      </w:r>
+      <w:r>
+        <w:rPr>
+          <w:rFonts w:ascii="Times New Roman" w:hAnsi="Times New Roman" w:cs="Times New Roman"/>
+          <w:b/>
+          <w:bCs/>
+          <w:sz w:val="40"/>
+          <w:szCs w:val="40"/>
+        </w:rPr>
+        <w:t>:</w:t>
+      </w:r>
+      <w:r>
+        <w:rPr>
+          <w:rFonts w:ascii="Times New Roman" w:hAnsi="Times New Roman" w:cs="Times New Roman"/>
+          <w:sz w:val="36"/>
+          <w:szCs w:val="36"/>
+        </w:rPr>
+        <w:t xml:space="preserve"> vārdu ko ievada pašā sākumā un cik punktus ieguva</w:t>
+      </w:r>
     </w:p>
     <w:sectPr>
       <w:pgSz w:w="11906" w:h="16838"/>

--- a/Nebula-Strike.docx
+++ b/Nebula-Strike.docx
@@ -148,7 +148,55 @@
           <w:sz w:val="36"/>
           <w:szCs w:val="36"/>
         </w:rPr>
-        <w:t>(W, A, S, D) ir kustībai; (E) ir šaušanai; (Q) ir priekš “Special ability”</w:t>
+        <w:t>(W, A, S, D) kustībai; (</w:t>
+      </w:r>
+      <w:r>
+        <w:rPr>
+          <w:rFonts w:ascii="Times New Roman" w:hAnsi="Times New Roman" w:cs="Times New Roman"/>
+          <w:sz w:val="36"/>
+          <w:szCs w:val="36"/>
+        </w:rPr>
+        <w:t>Kreisais peles taustiņs</w:t>
+      </w:r>
+      <w:r>
+        <w:rPr>
+          <w:rFonts w:ascii="Times New Roman" w:hAnsi="Times New Roman" w:cs="Times New Roman"/>
+          <w:sz w:val="36"/>
+          <w:szCs w:val="36"/>
+        </w:rPr>
+        <w:t>)</w:t>
+      </w:r>
+      <w:r>
+        <w:rPr>
+          <w:rFonts w:ascii="Times New Roman" w:hAnsi="Times New Roman" w:cs="Times New Roman"/>
+          <w:sz w:val="36"/>
+          <w:szCs w:val="36"/>
+        </w:rPr>
+        <w:t xml:space="preserve"> </w:t>
+      </w:r>
+      <w:r>
+        <w:rPr>
+          <w:rFonts w:ascii="Times New Roman" w:hAnsi="Times New Roman" w:cs="Times New Roman"/>
+          <w:sz w:val="36"/>
+          <w:szCs w:val="36"/>
+        </w:rPr>
+        <w:t>šaušanai; (</w:t>
+      </w:r>
+      <w:r>
+        <w:rPr>
+          <w:rFonts w:ascii="Times New Roman" w:hAnsi="Times New Roman" w:cs="Times New Roman"/>
+          <w:sz w:val="36"/>
+          <w:szCs w:val="36"/>
+        </w:rPr>
+        <w:t>Labais peles taustiņš</w:t>
+      </w:r>
+      <w:r>
+        <w:rPr>
+          <w:rFonts w:ascii="Times New Roman" w:hAnsi="Times New Roman" w:cs="Times New Roman"/>
+          <w:sz w:val="36"/>
+          <w:szCs w:val="36"/>
+        </w:rPr>
+        <w:t>) priekš “Special ability”</w:t>
       </w:r>
     </w:p>
     <w:p>

--- a/Nebula-Strike.docx
+++ b/Nebula-Strike.docx
@@ -197,6 +197,14 @@
           <w:szCs w:val="36"/>
         </w:rPr>
         <w:t>) priekš “Special ability”</w:t>
+      </w:r>
+      <w:r>
+        <w:rPr>
+          <w:rFonts w:ascii="Times New Roman" w:hAnsi="Times New Roman" w:cs="Times New Roman"/>
+          <w:sz w:val="36"/>
+          <w:szCs w:val="36"/>
+        </w:rPr>
+        <w:t>; (P) nopauzēt spēli</w:t>
       </w:r>
     </w:p>
     <w:p>
